--- a/vendor/wordcraft/crates/inkwitness/tests/fixtures/g0-evidence.docx
+++ b/vendor/wordcraft/crates/inkwitness/tests/fixtures/g0-evidence.docx
@@ -1053,7 +1053,7 @@
 </file>
 
 <file path=customXml/item1.xml><?xml version="1.0" encoding="utf-8"?>
-<wa:history xmlns:wa="urn:workalone:evidence:v1" schemaVersion="1.0" payloadMediaType="application/vnd.workalone.history+json" encoding="gzip+base64" attemptId="00000000-0000-4000-8000-000000000001">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</wa:history>
+<wa:history xmlns:wa="urn:workalone:evidence:v1" schemaVersion="1.0" payloadMediaType="application/vnd.workalone.history+json" encoding="gzip+base64" attemptId="00000000-0000-4000-8000-000000000001">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</wa:history>
 </file>
 
 <file path=customXml/itemProps1.xml><?xml version="1.0" encoding="utf-8"?>

--- a/vendor/wordcraft/crates/inkwitness/tests/fixtures/g0-evidence.docx
+++ b/vendor/wordcraft/crates/inkwitness/tests/fixtures/g0-evidence.docx
@@ -1053,7 +1053,7 @@
 </file>
 
 <file path=customXml/item1.xml><?xml version="1.0" encoding="utf-8"?>
-<wa:history xmlns:wa="urn:workalone:evidence:v1" schemaVersion="1.0" payloadMediaType="application/vnd.workalone.history+json" encoding="gzip+base64" attemptId="00000000-0000-4000-8000-000000000001">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</wa:history>
+<wa:history xmlns:wa="urn:workalone:evidence:v1" schemaVersion="1.0" payloadMediaType="application/vnd.workalone.history+json" encoding="gzip+base64" attemptId="00000000-0000-4000-8000-000000000001">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</wa:history>
 </file>
 
 <file path=customXml/itemProps1.xml><?xml version="1.0" encoding="utf-8"?>
